--- a/sourse/с, с++/Основы информационной безопасности/oib6 guard what/oib6.docx
+++ b/sourse/с, с++/Основы информационной безопасности/oib6 guard what/oib6.docx
@@ -401,19 +401,7 @@
         <w:rPr>
           <w:rFonts w:cs="Times New Roman"/>
         </w:rPr>
-        <w:t>студент гр. 483</w:t>
-      </w:r>
-      <w:r>
-        <w:rPr>
-          <w:rFonts w:cs="Times New Roman"/>
-        </w:rPr>
-        <w:t>1001</w:t>
-      </w:r>
-      <w:r>
-        <w:rPr>
-          <w:rFonts w:cs="Times New Roman"/>
-        </w:rPr>
-        <w:t>/20003</w:t>
+        <w:t>студент гр.</w:t>
       </w:r>
       <w:r>
         <w:rPr>
@@ -581,7 +569,6 @@
           <w:rFonts w:cs="Times New Roman"/>
         </w:rPr>
         <w:tab/>
-        <w:t>Орел Е.М.</w:t>
       </w:r>
     </w:p>
     <w:p>
@@ -862,21 +849,7 @@
         <w:rPr>
           <w:rFonts w:eastAsia="Times New Roman" w:cs="Times New Roman"/>
         </w:rPr>
-        <w:t xml:space="preserve">Создать простую программу на </w:t>
-      </w:r>
-      <w:proofErr w:type="gramStart"/>
-      <w:r>
-        <w:rPr>
-          <w:rFonts w:eastAsia="Times New Roman" w:cs="Times New Roman"/>
-        </w:rPr>
-        <w:t>языке</w:t>
-      </w:r>
-      <w:proofErr w:type="gramEnd"/>
-      <w:r>
-        <w:rPr>
-          <w:rFonts w:eastAsia="Times New Roman" w:cs="Times New Roman"/>
-        </w:rPr>
-        <w:t xml:space="preserve"> С запрашивающую пароль.</w:t>
+        <w:t>Создать простую программу на языке С запрашивающую пароль.</w:t>
       </w:r>
     </w:p>
     <w:p>
@@ -1009,21 +982,7 @@
         <w:rPr>
           <w:rFonts w:eastAsia="Times New Roman" w:cs="Times New Roman"/>
         </w:rPr>
-        <w:t xml:space="preserve">5.Для разработанной в начале работы программы создать </w:t>
-      </w:r>
-      <w:proofErr w:type="spellStart"/>
-      <w:r>
-        <w:rPr>
-          <w:rFonts w:eastAsia="Times New Roman" w:cs="Times New Roman"/>
-        </w:rPr>
-        <w:t>обфускатор</w:t>
-      </w:r>
-      <w:proofErr w:type="spellEnd"/>
-      <w:r>
-        <w:rPr>
-          <w:rFonts w:eastAsia="Times New Roman" w:cs="Times New Roman"/>
-        </w:rPr>
-        <w:t xml:space="preserve"> на уровне исходных кодов. </w:t>
+        <w:t xml:space="preserve">5.Для разработанной в начале работы программы создать обфускатор на уровне исходных кодов. </w:t>
       </w:r>
     </w:p>
     <w:p>
@@ -1305,7 +1264,6 @@
           <w:noProof/>
           <w:lang w:val="en-US" w:eastAsia="en-US"/>
         </w:rPr>
-        <w:lastRenderedPageBreak/>
         <w:drawing>
           <wp:inline distT="0" distB="0" distL="0" distR="0" wp14:anchorId="67050509" wp14:editId="469F0D79">
             <wp:extent cx="4663735" cy="1554480"/>
@@ -1744,7 +1702,6 @@
           <w:noProof/>
           <w:lang w:eastAsia="en-US"/>
         </w:rPr>
-        <w:lastRenderedPageBreak/>
         <w:t xml:space="preserve">Она вызывается в 2 случаях: таймер появления окна и таймер внутри окна. На вход из стека ей подаются переменные с идентификатором окна, номер события, переменная до скольки считать таймеру </w:t>
       </w:r>
       <w:r>
@@ -2103,7 +2060,6 @@
           <w:noProof/>
           <w:lang w:val="en-US" w:eastAsia="en-US"/>
         </w:rPr>
-        <w:lastRenderedPageBreak/>
         <w:drawing>
           <wp:inline distT="0" distB="0" distL="0" distR="0" wp14:anchorId="3117C5A7" wp14:editId="42109095">
             <wp:extent cx="1930400" cy="2406650"/>
@@ -2848,7 +2804,7 @@
       <w:r>
         <w:rPr>
           <w:noProof/>
-          <w:lang w:val="en-US" w:eastAsia="en-US"/>
+          <w:lang w:eastAsia="en-US"/>
         </w:rPr>
         <w:t xml:space="preserve">   </w:t>
       </w:r>
@@ -3089,7 +3045,6 @@
           <w:noProof/>
           <w:lang w:eastAsia="en-US"/>
         </w:rPr>
-        <w:lastRenderedPageBreak/>
         <w:t xml:space="preserve">4. </w:t>
       </w:r>
       <w:r>
@@ -3412,23 +3367,7 @@
         <w:t xml:space="preserve"> разработаны программа, запрашивающая пар</w:t>
       </w:r>
       <w:r>
-        <w:t xml:space="preserve">оль, хранящийся </w:t>
-      </w:r>
-      <w:proofErr w:type="gramStart"/>
-      <w:r>
-        <w:t>в закрытом виде</w:t>
-      </w:r>
-      <w:proofErr w:type="gramEnd"/>
-      <w:r>
-        <w:t xml:space="preserve"> и программа-</w:t>
-      </w:r>
-      <w:proofErr w:type="spellStart"/>
-      <w:r>
-        <w:t>обфускатор</w:t>
-      </w:r>
-      <w:proofErr w:type="spellEnd"/>
-      <w:r>
-        <w:t xml:space="preserve">, а также было реализовано обхождение защиты через </w:t>
+        <w:t xml:space="preserve">оль, хранящийся в закрытом виде и программа-обфускатор, а также было реализовано обхождение защиты через </w:t>
       </w:r>
       <w:r>
         <w:t>дисассембл</w:t>
@@ -3468,7 +3407,6 @@
         </w:rPr>
       </w:pPr>
       <w:r>
-        <w:lastRenderedPageBreak/>
         <w:t xml:space="preserve">    </w:t>
       </w:r>
       <w:r>
@@ -4688,6 +4626,7 @@
     <w:lsdException w:name="HTML Sample" w:semiHidden="1" w:unhideWhenUsed="1"/>
     <w:lsdException w:name="HTML Typewriter" w:semiHidden="1" w:unhideWhenUsed="1"/>
     <w:lsdException w:name="HTML Variable" w:semiHidden="1" w:unhideWhenUsed="1"/>
+    <w:lsdException w:name="Normal Table" w:semiHidden="1" w:unhideWhenUsed="1"/>
     <w:lsdException w:name="annotation subject" w:semiHidden="1" w:unhideWhenUsed="1"/>
     <w:lsdException w:name="No List" w:semiHidden="1" w:unhideWhenUsed="1"/>
     <w:lsdException w:name="Outline List 1" w:semiHidden="1" w:unhideWhenUsed="1"/>
@@ -4730,8 +4669,11 @@
     <w:lsdException w:name="Table Contemporary" w:semiHidden="1" w:unhideWhenUsed="1"/>
     <w:lsdException w:name="Table Elegant" w:semiHidden="1" w:unhideWhenUsed="1"/>
     <w:lsdException w:name="Table Professional" w:semiHidden="1" w:unhideWhenUsed="1"/>
+    <w:lsdException w:name="Table Subtle 1" w:semiHidden="1" w:unhideWhenUsed="1"/>
     <w:lsdException w:name="Table Subtle 2" w:semiHidden="1" w:unhideWhenUsed="1"/>
     <w:lsdException w:name="Table Web 1" w:semiHidden="1" w:unhideWhenUsed="1"/>
+    <w:lsdException w:name="Table Web 2" w:semiHidden="1" w:unhideWhenUsed="1"/>
+    <w:lsdException w:name="Table Web 3" w:semiHidden="1" w:unhideWhenUsed="1"/>
     <w:lsdException w:name="Balloon Text" w:semiHidden="1" w:unhideWhenUsed="1"/>
     <w:lsdException w:name="Table Grid" w:uiPriority="39"/>
     <w:lsdException w:name="Table Theme" w:semiHidden="1" w:unhideWhenUsed="1"/>
@@ -6024,7 +5966,9 @@
 </file>
 
 <file path=customXml/item2.xml><?xml version="1.0" encoding="utf-8"?>
-<b:Sources xmlns:b="http://schemas.openxmlformats.org/officeDocument/2006/bibliography" xmlns="http://schemas.openxmlformats.org/officeDocument/2006/bibliography" SelectedStyle="\APASixthEditionOfficeOnline.xsl" StyleName="APA" Version="6"/>
+<p:properties xmlns:p="http://schemas.microsoft.com/office/2006/metadata/properties" xmlns:xsi="http://www.w3.org/2001/XMLSchema-instance" xmlns:pc="http://schemas.microsoft.com/office/infopath/2007/PartnerControls">
+  <documentManagement/>
+</p:properties>
 </file>
 
 <file path=customXml/item3.xml><?xml version="1.0" encoding="utf-8"?>
@@ -6037,9 +5981,7 @@
 </file>
 
 <file path=customXml/item4.xml><?xml version="1.0" encoding="utf-8"?>
-<p:properties xmlns:p="http://schemas.microsoft.com/office/2006/metadata/properties" xmlns:xsi="http://www.w3.org/2001/XMLSchema-instance" xmlns:pc="http://schemas.microsoft.com/office/infopath/2007/PartnerControls">
-  <documentManagement/>
-</p:properties>
+<b:Sources xmlns:b="http://schemas.openxmlformats.org/officeDocument/2006/bibliography" xmlns="http://schemas.openxmlformats.org/officeDocument/2006/bibliography" SelectedStyle="\APASixthEditionOfficeOnline.xsl" StyleName="APA" Version="6"/>
 </file>
 
 <file path=customXml/itemProps1.xml><?xml version="1.0" encoding="utf-8"?>
@@ -6062,9 +6004,10 @@
 </file>
 
 <file path=customXml/itemProps2.xml><?xml version="1.0" encoding="utf-8"?>
-<ds:datastoreItem xmlns:ds="http://schemas.openxmlformats.org/officeDocument/2006/customXml" ds:itemID="{FB352A84-0FDC-4055-9574-1360ECD9138D}">
+<ds:datastoreItem xmlns:ds="http://schemas.openxmlformats.org/officeDocument/2006/customXml" ds:itemID="{F57421B1-27A0-4F29-ACED-1D73BBF8D012}">
   <ds:schemaRefs>
-    <ds:schemaRef ds:uri="http://schemas.openxmlformats.org/officeDocument/2006/bibliography"/>
+    <ds:schemaRef ds:uri="http://schemas.microsoft.com/office/2006/metadata/properties"/>
+    <ds:schemaRef ds:uri="http://schemas.microsoft.com/office/infopath/2007/PartnerControls"/>
   </ds:schemaRefs>
 </ds:datastoreItem>
 </file>
@@ -6078,10 +6021,9 @@
 </file>
 
 <file path=customXml/itemProps4.xml><?xml version="1.0" encoding="utf-8"?>
-<ds:datastoreItem xmlns:ds="http://schemas.openxmlformats.org/officeDocument/2006/customXml" ds:itemID="{F57421B1-27A0-4F29-ACED-1D73BBF8D012}">
+<ds:datastoreItem xmlns:ds="http://schemas.openxmlformats.org/officeDocument/2006/customXml" ds:itemID="{FB352A84-0FDC-4055-9574-1360ECD9138D}">
   <ds:schemaRefs>
-    <ds:schemaRef ds:uri="http://schemas.microsoft.com/office/2006/metadata/properties"/>
-    <ds:schemaRef ds:uri="http://schemas.microsoft.com/office/infopath/2007/PartnerControls"/>
+    <ds:schemaRef ds:uri="http://schemas.openxmlformats.org/officeDocument/2006/bibliography"/>
   </ds:schemaRefs>
 </ds:datastoreItem>
 </file>